--- a/ies-procesos/Manual-Procesos-Equipo-IES.docx
+++ b/ies-procesos/Manual-Procesos-Equipo-IES.docx
@@ -470,7 +470,7 @@
                 <w:sz w:val="18"/>
                 <w:szCs w:val="18"/>
               </w:rPr>
-              <w:t xml:space="preserve">6 de agosto de 2026</w:t>
+              <w:t xml:space="preserve">10 de agosto de 2026</w:t>
             </w:r>
           </w:p>
         </w:tc>
@@ -2028,7 +2028,7 @@
                 <w:sz w:val="18"/>
                 <w:szCs w:val="18"/>
               </w:rPr>
-              <w:t xml:space="preserve">Entrega los insumos de facturación: cantidades, valores y tipos.</w:t>
+              <w:t xml:space="preserve">Entrega el insumo de facturación hacia el día 27, con corte al cierre del período.</w:t>
             </w:r>
           </w:p>
         </w:tc>
@@ -2715,7 +2715,7 @@
           <w:sz w:val="21"/>
           <w:szCs w:val="21"/>
         </w:rPr>
-        <w:t xml:space="preserve">El área comercial es el punto de partida del ciclo. Sin los insumos de facturación no hay factura electrónica, y sin factura no hay cartera, ni recaudo, ni cifras que reportar. Además, es la única posición que aporta el contexto de negocio que explica por qué los números se comportaron como lo hicieron.</w:t>
+        <w:t xml:space="preserve">El área comercial interviene en dos momentos puntuales del ciclo. El primero es la entrega del insumo de facturación hacia el día 27: sin él no hay archivo plano ni factura electrónica el día 1. El segundo es el análisis de variación de ingresos entre los días 9 y 12, que explica por qué la facturación se movió como se movió frente al mes anterior.</w:t>
       </w:r>
     </w:p>
     <w:tbl>
@@ -2781,7 +2781,7 @@
                 <w:sz w:val="20"/>
                 <w:szCs w:val="20"/>
               </w:rPr>
-              <w:t xml:space="preserve">Entregar los insumos de facturación a lo largo del mes para que Edgar pueda emitir sin demoras, y sentarse con el Contador entre los días 10 y 12 para colocarle al informe la lectura comercial de las cifras.</w:t>
+              <w:t xml:space="preserve">Entregar el insumo de facturación hacia el día 27 para que la facturación del día 1 salga sin demoras, y sentarse con el Contador entre los días 9 y 12 para explicar la variación de ingresos que se reporta a socios.</w:t>
             </w:r>
           </w:p>
         </w:tc>
@@ -2954,7 +2954,7 @@
                 <w:sz w:val="18"/>
                 <w:szCs w:val="18"/>
               </w:rPr>
-              <w:t xml:space="preserve">Todo el mes</w:t>
+              <w:t xml:space="preserve">9 al 12</w:t>
             </w:r>
           </w:p>
         </w:tc>
@@ -2984,7 +2984,7 @@
                 <w:sz w:val="18"/>
                 <w:szCs w:val="18"/>
               </w:rPr>
-              <w:t xml:space="preserve">Insumos de facturación — cantidades, valores y tipos</w:t>
+              <w:t xml:space="preserve">Análisis de variación de ingresos — sesión con el Contador</w:t>
             </w:r>
           </w:p>
         </w:tc>
@@ -3047,7 +3047,7 @@
                 <w:sz w:val="18"/>
                 <w:szCs w:val="18"/>
               </w:rPr>
-              <w:t xml:space="preserve">10 al 12</w:t>
+              <w:t xml:space="preserve">26 al 28</w:t>
             </w:r>
           </w:p>
         </w:tc>
@@ -3078,7 +3078,7 @@
                 <w:sz w:val="18"/>
                 <w:szCs w:val="18"/>
               </w:rPr>
-              <w:t xml:space="preserve">Comentarios comerciales al informe — sesión con el Contador</w:t>
+              <w:t xml:space="preserve">Entrega del insumo de facturación — cierre del período</w:t>
             </w:r>
           </w:p>
         </w:tc>
@@ -3154,7 +3154,7 @@
           <w:sz w:val="17"/>
           <w:szCs w:val="17"/>
         </w:rPr>
-        <w:t xml:space="preserve">Insumos de facturación · Todo el mes</w:t>
+        <w:t xml:space="preserve">Entrega del insumo de facturación · Días 26 al 28</w:t>
       </w:r>
     </w:p>
     <w:p>
@@ -3178,7 +3178,7 @@
           <w:sz w:val="20"/>
           <w:szCs w:val="20"/>
         </w:rPr>
-        <w:t xml:space="preserve">Preparar las cantidades, valores y tipos del período y entregarlos a Edgar para su procesamiento en Siigo.</w:t>
+        <w:t xml:space="preserve">Consolidar las cantidades, valores y tipos del período con corte al cierre.</w:t>
       </w:r>
     </w:p>
     <w:p>
@@ -3202,27 +3202,7 @@
           <w:sz w:val="20"/>
           <w:szCs w:val="20"/>
         </w:rPr>
-        <w:t xml:space="preserve">Entregar a medida que se cierran las operaciones, no acumular hasta fin de mes: la facturación del día 1 depende de que el insumo esté listo.</w:t>
-      </w:r>
-    </w:p>
-    <w:p>
-      <w:pPr>
-        <w:spacing w:after="58" w:before="150" w:line="215"/>
-      </w:pPr>
-      <w:r>
-        <w:rPr>
-          <w:rFonts w:ascii="Calibri" w:cs="Calibri" w:eastAsia="Calibri" w:hAnsi="Calibri"/>
-          <w:b/>
-          <w:bCs/>
-          <w:i w:val="false"/>
-          <w:iCs w:val="false"/>
-          <w:caps/>
-          <w:color w:val="0D6866"/>
-          <w:spacing w:val="24"/>
-          <w:sz w:val="17"/>
-          <w:szCs w:val="17"/>
-        </w:rPr>
-        <w:t xml:space="preserve">Comentarios comerciales al informe · Días 10 al 12</w:t>
+        <w:t xml:space="preserve">Entregar hacia el día 27, para que Luis arme el archivo plano y Edgar lo procese en Siigo.</w:t>
       </w:r>
     </w:p>
     <w:p>
@@ -3246,7 +3226,27 @@
           <w:sz w:val="20"/>
           <w:szCs w:val="20"/>
         </w:rPr>
-        <w:t xml:space="preserve">Sentarse con el Contador para revisar el informe del mes.</w:t>
+        <w:t xml:space="preserve">La facturación del día 1 del mes siguiente depende directamente de esta entrega. Si llega tarde, toda la cadena se corre.</w:t>
+      </w:r>
+    </w:p>
+    <w:p>
+      <w:pPr>
+        <w:spacing w:after="58" w:before="150" w:line="215"/>
+      </w:pPr>
+      <w:r>
+        <w:rPr>
+          <w:rFonts w:ascii="Calibri" w:cs="Calibri" w:eastAsia="Calibri" w:hAnsi="Calibri"/>
+          <w:b/>
+          <w:bCs/>
+          <w:i w:val="false"/>
+          <w:iCs w:val="false"/>
+          <w:caps/>
+          <w:color w:val="0D6866"/>
+          <w:spacing w:val="24"/>
+          <w:sz w:val="17"/>
+          <w:szCs w:val="17"/>
+        </w:rPr>
+        <w:t xml:space="preserve">Análisis de variación de ingresos · Días 9 al 12</w:t>
       </w:r>
     </w:p>
     <w:p>
@@ -3270,7 +3270,7 @@
           <w:sz w:val="20"/>
           <w:szCs w:val="20"/>
         </w:rPr>
-        <w:t xml:space="preserve">Aportar la lectura comercial: comportamiento de ventas, situación de clientes y recaudo.</w:t>
+        <w:t xml:space="preserve">Sentarse con el Contador para revisar el informe de ingresos que va a socios.</w:t>
       </w:r>
     </w:p>
     <w:p>
@@ -3294,7 +3294,55 @@
           <w:sz w:val="20"/>
           <w:szCs w:val="20"/>
         </w:rPr>
-        <w:t xml:space="preserve">Explicar el contexto detrás de las cifras — por qué subió o bajó, qué operación fue atípica, qué se espera del mes siguiente.</w:t>
+        <w:t xml:space="preserve">Explicar qué variaciones hubo en la facturación frente al mes anterior y a qué se deben.</w:t>
+      </w:r>
+    </w:p>
+    <w:p>
+      <w:pPr>
+        <w:pStyle w:val="ListParagraph"/>
+        <w:numPr>
+          <w:ilvl w:val="0"/>
+          <w:numId w:val="2"/>
+        </w:numPr>
+        <w:spacing w:after="45" w:line="248"/>
+      </w:pPr>
+      <w:r>
+        <w:rPr>
+          <w:rFonts w:ascii="Calibri" w:cs="Calibri" w:eastAsia="Calibri" w:hAnsi="Calibri"/>
+          <w:b w:val="false"/>
+          <w:bCs w:val="false"/>
+          <w:i w:val="false"/>
+          <w:iCs w:val="false"/>
+          <w:caps w:val="false"/>
+          <w:color w:val="374151"/>
+          <w:sz w:val="20"/>
+          <w:szCs w:val="20"/>
+        </w:rPr>
+        <w:t xml:space="preserve">Identificar clientes nuevos o perdidos, cambios de volumen y operaciones atípicas del período.</w:t>
+      </w:r>
+    </w:p>
+    <w:p>
+      <w:pPr>
+        <w:pStyle w:val="ListParagraph"/>
+        <w:numPr>
+          <w:ilvl w:val="0"/>
+          <w:numId w:val="2"/>
+        </w:numPr>
+        <w:spacing w:after="45" w:line="248"/>
+      </w:pPr>
+      <w:r>
+        <w:rPr>
+          <w:rFonts w:ascii="Calibri" w:cs="Calibri" w:eastAsia="Calibri" w:hAnsi="Calibri"/>
+          <w:b w:val="false"/>
+          <w:bCs w:val="false"/>
+          <w:i w:val="false"/>
+          <w:iCs w:val="false"/>
+          <w:caps w:val="false"/>
+          <w:color w:val="374151"/>
+          <w:sz w:val="20"/>
+          <w:szCs w:val="20"/>
+        </w:rPr>
+        <w:t xml:space="preserve">Aportar la proyección comercial del mes en curso.</w:t>
       </w:r>
     </w:p>
     <w:p>
@@ -9756,7 +9804,7 @@
                 <w:sz w:val="18"/>
                 <w:szCs w:val="18"/>
               </w:rPr>
-              <w:t xml:space="preserve">10 al 11</w:t>
+              <w:t xml:space="preserve">9 al 12</w:t>
             </w:r>
           </w:p>
         </w:tc>
@@ -9786,7 +9834,7 @@
                 <w:sz w:val="18"/>
                 <w:szCs w:val="18"/>
               </w:rPr>
-              <w:t xml:space="preserve">Cartera por vigencias y por tercero desplegable</w:t>
+              <w:t xml:space="preserve">Sesión con Beatriz — variación de ingresos para socios</w:t>
             </w:r>
           </w:p>
         </w:tc>
@@ -9849,7 +9897,7 @@
                 <w:sz w:val="18"/>
                 <w:szCs w:val="18"/>
               </w:rPr>
-              <w:t xml:space="preserve">10 al 12</w:t>
+              <w:t xml:space="preserve">10 al 11</w:t>
             </w:r>
           </w:p>
         </w:tc>
@@ -9880,7 +9928,7 @@
                 <w:sz w:val="18"/>
                 <w:szCs w:val="18"/>
               </w:rPr>
-              <w:t xml:space="preserve">Sesión con Beatriz — comentarios comerciales al informe</w:t>
+              <w:t xml:space="preserve">Cartera por vigencias y por tercero desplegable</w:t>
             </w:r>
           </w:p>
         </w:tc>
@@ -12203,7 +12251,7 @@
                 <w:sz w:val="18"/>
                 <w:szCs w:val="18"/>
               </w:rPr>
-              <w:t xml:space="preserve">Insumos de facturación</w:t>
+              <w:t xml:space="preserve">Insumo de facturación</w:t>
             </w:r>
           </w:p>
         </w:tc>
@@ -12233,7 +12281,7 @@
                 <w:sz w:val="18"/>
                 <w:szCs w:val="18"/>
               </w:rPr>
-              <w:t xml:space="preserve">Beatriz — cantidades, valores y tipos</w:t>
+              <w:t xml:space="preserve">Beatriz — entrega hacia el día 27</w:t>
             </w:r>
           </w:p>
         </w:tc>
@@ -12263,7 +12311,7 @@
                 <w:sz w:val="18"/>
                 <w:szCs w:val="18"/>
               </w:rPr>
-              <w:t xml:space="preserve">Edgar — organiza y emite la FE</w:t>
+              <w:t xml:space="preserve">Luis y Edgar — arman el archivo y emiten la FE el día 1</w:t>
             </w:r>
           </w:p>
         </w:tc>
@@ -13195,7 +13243,7 @@
                 <w:sz w:val="18"/>
                 <w:szCs w:val="18"/>
               </w:rPr>
-              <w:t xml:space="preserve">Comentarios al informe</w:t>
+              <w:t xml:space="preserve">Variación de ingresos</w:t>
             </w:r>
           </w:p>
         </w:tc>
@@ -13225,7 +13273,7 @@
                 <w:sz w:val="18"/>
                 <w:szCs w:val="18"/>
               </w:rPr>
-              <w:t xml:space="preserve">Beatriz — lectura comercial (10–12)</w:t>
+              <w:t xml:space="preserve">Beatriz — explica el cambio vs. mes anterior (9–12)</w:t>
             </w:r>
           </w:p>
         </w:tc>
@@ -13255,7 +13303,7 @@
                 <w:sz w:val="18"/>
                 <w:szCs w:val="18"/>
               </w:rPr>
-              <w:t xml:space="preserve">Cristian — incorpora al informe</w:t>
+              <w:t xml:space="preserve">Cristian — incorpora al informe de socios</w:t>
             </w:r>
           </w:p>
         </w:tc>
@@ -13908,7 +13956,7 @@
                 <w:sz w:val="18"/>
                 <w:szCs w:val="18"/>
               </w:rPr>
-              <w:t xml:space="preserve">Todo el mes</w:t>
+              <w:t xml:space="preserve">9 al 12</w:t>
             </w:r>
           </w:p>
         </w:tc>
@@ -13968,7 +14016,7 @@
                 <w:sz w:val="18"/>
                 <w:szCs w:val="18"/>
               </w:rPr>
-              <w:t xml:space="preserve">Insumos de facturación: cantidades, valores y tipos</w:t>
+              <w:t xml:space="preserve">Sesión con el Contador: variación de ingresos frente al mes anterior</w:t>
             </w:r>
           </w:p>
         </w:tc>
@@ -14001,7 +14049,7 @@
                 <w:sz w:val="18"/>
                 <w:szCs w:val="18"/>
               </w:rPr>
-              <w:t xml:space="preserve">Todo el mes</w:t>
+              <w:t xml:space="preserve">26 al 28</w:t>
             </w:r>
           </w:p>
         </w:tc>
@@ -14032,7 +14080,7 @@
                 <w:sz w:val="18"/>
                 <w:szCs w:val="18"/>
               </w:rPr>
-              <w:t xml:space="preserve">Isnardi</w:t>
+              <w:t xml:space="preserve">Beatriz</w:t>
             </w:r>
           </w:p>
         </w:tc>
@@ -14063,7 +14111,7 @@
                 <w:sz w:val="18"/>
                 <w:szCs w:val="18"/>
               </w:rPr>
-              <w:t xml:space="preserve">RC de cobros, RP de pagos y descomposición de cuotas de crédito</w:t>
+              <w:t xml:space="preserve">Entrega del insumo de facturación del período</w:t>
             </w:r>
           </w:p>
         </w:tc>
@@ -14125,7 +14173,7 @@
                 <w:sz w:val="18"/>
                 <w:szCs w:val="18"/>
               </w:rPr>
-              <w:t xml:space="preserve">Luis</w:t>
+              <w:t xml:space="preserve">Isnardi</w:t>
             </w:r>
           </w:p>
         </w:tc>
@@ -14155,7 +14203,7 @@
                 <w:sz w:val="18"/>
                 <w:szCs w:val="18"/>
               </w:rPr>
-              <w:t xml:space="preserve">Documento Soporte de invoice del exterior y CXP Cuenta 23</w:t>
+              <w:t xml:space="preserve">RC de cobros, RP de pagos y descomposición de cuotas de crédito</w:t>
             </w:r>
           </w:p>
         </w:tc>
@@ -14188,7 +14236,7 @@
                 <w:sz w:val="18"/>
                 <w:szCs w:val="18"/>
               </w:rPr>
-              <w:t xml:space="preserve">1 al 2</w:t>
+              <w:t xml:space="preserve">Todo el mes</w:t>
             </w:r>
           </w:p>
         </w:tc>
@@ -14250,7 +14298,7 @@
                 <w:sz w:val="18"/>
                 <w:szCs w:val="18"/>
               </w:rPr>
-              <w:t xml:space="preserve">Revisión de pendientes del mes anterior y RADIAN de cierre</w:t>
+              <w:t xml:space="preserve">Documento Soporte de invoice del exterior y CXP Cuenta 23</w:t>
             </w:r>
           </w:p>
         </w:tc>
@@ -14282,7 +14330,7 @@
                 <w:sz w:val="18"/>
                 <w:szCs w:val="18"/>
               </w:rPr>
-              <w:t xml:space="preserve">1 al 5</w:t>
+              <w:t xml:space="preserve">1 al 2</w:t>
             </w:r>
           </w:p>
         </w:tc>
@@ -14312,7 +14360,7 @@
                 <w:sz w:val="18"/>
                 <w:szCs w:val="18"/>
               </w:rPr>
-              <w:t xml:space="preserve">Edgar</w:t>
+              <w:t xml:space="preserve">Luis</w:t>
             </w:r>
           </w:p>
         </w:tc>
@@ -14342,7 +14390,7 @@
                 <w:sz w:val="18"/>
                 <w:szCs w:val="18"/>
               </w:rPr>
-              <w:t xml:space="preserve">Archivo plano en Siigo y emisión de facturas electrónicas</w:t>
+              <w:t xml:space="preserve">Revisión de pendientes del mes anterior y RADIAN de cierre</w:t>
             </w:r>
           </w:p>
         </w:tc>
@@ -14375,7 +14423,7 @@
                 <w:sz w:val="18"/>
                 <w:szCs w:val="18"/>
               </w:rPr>
-              <w:t xml:space="preserve">1 al 9</w:t>
+              <w:t xml:space="preserve">1 al 5</w:t>
             </w:r>
           </w:p>
         </w:tc>
@@ -14406,7 +14454,7 @@
                 <w:sz w:val="18"/>
                 <w:szCs w:val="18"/>
               </w:rPr>
-              <w:t xml:space="preserve">Cristian</w:t>
+              <w:t xml:space="preserve">Edgar</w:t>
             </w:r>
           </w:p>
         </w:tc>
@@ -14437,7 +14485,7 @@
                 <w:sz w:val="18"/>
                 <w:szCs w:val="18"/>
               </w:rPr>
-              <w:t xml:space="preserve">Acompañamiento de la conciliación y validación de saldos</w:t>
+              <w:t xml:space="preserve">Archivo plano en Siigo y emisión de facturas electrónicas</w:t>
             </w:r>
           </w:p>
         </w:tc>
@@ -14469,7 +14517,7 @@
                 <w:sz w:val="18"/>
                 <w:szCs w:val="18"/>
               </w:rPr>
-              <w:t xml:space="preserve">3 al 9</w:t>
+              <w:t xml:space="preserve">1 al 9</w:t>
             </w:r>
           </w:p>
         </w:tc>
@@ -14499,7 +14547,7 @@
                 <w:sz w:val="18"/>
                 <w:szCs w:val="18"/>
               </w:rPr>
-              <w:t xml:space="preserve">Luis</w:t>
+              <w:t xml:space="preserve">Cristian</w:t>
             </w:r>
           </w:p>
         </w:tc>
@@ -14529,7 +14577,7 @@
                 <w:sz w:val="18"/>
                 <w:szCs w:val="18"/>
               </w:rPr>
-              <w:t xml:space="preserve">Conciliación bancaria: extractos y libro</w:t>
+              <w:t xml:space="preserve">Acompañamiento de la conciliación y validación de saldos</w:t>
             </w:r>
           </w:p>
         </w:tc>
@@ -14562,7 +14610,7 @@
                 <w:sz w:val="18"/>
                 <w:szCs w:val="18"/>
               </w:rPr>
-              <w:t xml:space="preserve">6 al 10</w:t>
+              <w:t xml:space="preserve">3 al 9</w:t>
             </w:r>
           </w:p>
         </w:tc>
@@ -14624,7 +14672,7 @@
                 <w:sz w:val="18"/>
                 <w:szCs w:val="18"/>
               </w:rPr>
-              <w:t xml:space="preserve">Conciliación de tarjeta: clasifica y escala a Gerencia</w:t>
+              <w:t xml:space="preserve">Conciliación bancaria: extractos y libro</w:t>
             </w:r>
           </w:p>
         </w:tc>
@@ -14686,7 +14734,7 @@
                 <w:sz w:val="18"/>
                 <w:szCs w:val="18"/>
               </w:rPr>
-              <w:t xml:space="preserve">Edgar</w:t>
+              <w:t xml:space="preserve">Luis</w:t>
             </w:r>
           </w:p>
         </w:tc>
@@ -14716,7 +14764,7 @@
                 <w:sz w:val="18"/>
                 <w:szCs w:val="18"/>
               </w:rPr>
-              <w:t xml:space="preserve">Define qué gastos de tarjeta son viáticos</w:t>
+              <w:t xml:space="preserve">Conciliación de tarjeta: clasifica y escala a Gerencia</w:t>
             </w:r>
           </w:p>
         </w:tc>
@@ -14749,7 +14797,7 @@
                 <w:sz w:val="18"/>
                 <w:szCs w:val="18"/>
               </w:rPr>
-              <w:t xml:space="preserve">9 al 12</w:t>
+              <w:t xml:space="preserve">6 al 10</w:t>
             </w:r>
           </w:p>
         </w:tc>
@@ -14780,7 +14828,7 @@
                 <w:sz w:val="18"/>
                 <w:szCs w:val="18"/>
               </w:rPr>
-              <w:t xml:space="preserve">Cristian</w:t>
+              <w:t xml:space="preserve">Edgar</w:t>
             </w:r>
           </w:p>
         </w:tc>
@@ -14811,7 +14859,7 @@
                 <w:sz w:val="18"/>
                 <w:szCs w:val="18"/>
               </w:rPr>
-              <w:t xml:space="preserve">Flujo de efectivo</w:t>
+              <w:t xml:space="preserve">Define qué gastos de tarjeta son viáticos</w:t>
             </w:r>
           </w:p>
         </w:tc>
@@ -14843,7 +14891,7 @@
                 <w:sz w:val="18"/>
                 <w:szCs w:val="18"/>
               </w:rPr>
-              <w:t xml:space="preserve">10 al 11</w:t>
+              <w:t xml:space="preserve">9 al 12</w:t>
             </w:r>
           </w:p>
         </w:tc>
@@ -14903,7 +14951,7 @@
                 <w:sz w:val="18"/>
                 <w:szCs w:val="18"/>
               </w:rPr>
-              <w:t xml:space="preserve">Cartera por vigencias</w:t>
+              <w:t xml:space="preserve">Flujo de efectivo</w:t>
             </w:r>
           </w:p>
         </w:tc>
@@ -14936,7 +14984,7 @@
                 <w:sz w:val="18"/>
                 <w:szCs w:val="18"/>
               </w:rPr>
-              <w:t xml:space="preserve">10 al 13</w:t>
+              <w:t xml:space="preserve">10 al 11</w:t>
             </w:r>
           </w:p>
         </w:tc>
@@ -14967,7 +15015,7 @@
                 <w:sz w:val="18"/>
                 <w:szCs w:val="18"/>
               </w:rPr>
-              <w:t xml:space="preserve">Luis</w:t>
+              <w:t xml:space="preserve">Cristian</w:t>
             </w:r>
           </w:p>
         </w:tc>
@@ -14998,7 +15046,7 @@
                 <w:sz w:val="18"/>
                 <w:szCs w:val="18"/>
               </w:rPr>
-              <w:t xml:space="preserve">Seguridad social: causación y envío a Tesorería</w:t>
+              <w:t xml:space="preserve">Cartera por vigencias</w:t>
             </w:r>
           </w:p>
         </w:tc>
@@ -15030,7 +15078,7 @@
                 <w:sz w:val="18"/>
                 <w:szCs w:val="18"/>
               </w:rPr>
-              <w:t xml:space="preserve">10 al 14</w:t>
+              <w:t xml:space="preserve">10 al 13</w:t>
             </w:r>
           </w:p>
         </w:tc>
@@ -15090,7 +15138,7 @@
                 <w:sz w:val="18"/>
                 <w:szCs w:val="18"/>
               </w:rPr>
-              <w:t xml:space="preserve">Nómina 1ª quincena: proyección, causación y deducciones</w:t>
+              <w:t xml:space="preserve">Seguridad social: causación y envío a Tesorería</w:t>
             </w:r>
           </w:p>
         </w:tc>
@@ -15154,7 +15202,7 @@
                 <w:sz w:val="18"/>
                 <w:szCs w:val="18"/>
               </w:rPr>
-              <w:t xml:space="preserve">Cristian</w:t>
+              <w:t xml:space="preserve">Luis</w:t>
             </w:r>
           </w:p>
         </w:tc>
@@ -15185,7 +15233,7 @@
                 <w:sz w:val="18"/>
                 <w:szCs w:val="18"/>
               </w:rPr>
-              <w:t xml:space="preserve">Cierre contable y retención en la fuente</w:t>
+              <w:t xml:space="preserve">Nómina 1ª quincena: proyección, causación y deducciones</w:t>
             </w:r>
           </w:p>
         </w:tc>
@@ -15217,7 +15265,7 @@
                 <w:sz w:val="18"/>
                 <w:szCs w:val="18"/>
               </w:rPr>
-              <w:t xml:space="preserve">10 al 12</w:t>
+              <w:t xml:space="preserve">10 al 14</w:t>
             </w:r>
           </w:p>
         </w:tc>
@@ -15247,7 +15295,7 @@
                 <w:sz w:val="18"/>
                 <w:szCs w:val="18"/>
               </w:rPr>
-              <w:t xml:space="preserve">Beatriz</w:t>
+              <w:t xml:space="preserve">Cristian</w:t>
             </w:r>
           </w:p>
         </w:tc>
@@ -15277,7 +15325,7 @@
                 <w:sz w:val="18"/>
                 <w:szCs w:val="18"/>
               </w:rPr>
-              <w:t xml:space="preserve">Sesión con el Contador: comentarios comerciales al informe</w:t>
+              <w:t xml:space="preserve">Cierre contable y retención en la fuente</w:t>
             </w:r>
           </w:p>
         </w:tc>
@@ -18667,7 +18715,7 @@
           <w:sz w:val="18"/>
           <w:szCs w:val="18"/>
         </w:rPr>
-        <w:t xml:space="preserve">6 de agosto de 2026</w:t>
+        <w:t xml:space="preserve">10 de agosto de 2026</w:t>
       </w:r>
     </w:p>
     <w:sectPr>

--- a/ies-procesos/Manual-Procesos-Equipo-IES.docx
+++ b/ies-procesos/Manual-Procesos-Equipo-IES.docx
@@ -2123,7 +2123,7 @@
                 <w:sz w:val="18"/>
                 <w:szCs w:val="18"/>
               </w:rPr>
-              <w:t xml:space="preserve">Convierte esos insumos en facturas electrónicas emitidas a la DIAN.</w:t>
+              <w:t xml:space="preserve">Monta el archivo plano los días 29 y 30 y emite las facturas electrónicas los días 1 al 3.</w:t>
             </w:r>
           </w:p>
         </w:tc>
@@ -2215,7 +2215,7 @@
                 <w:sz w:val="18"/>
                 <w:szCs w:val="18"/>
               </w:rPr>
-              <w:t xml:space="preserve">Registra el dinero que entra y ejecuta el que sale.</w:t>
+              <w:t xml:space="preserve">Cierra y valida el mes anterior en los días 1 a 5, y desde el día 6 registra lo que entra y ejecuta lo que sale.</w:t>
             </w:r>
           </w:p>
         </w:tc>
@@ -4019,7 +4019,7 @@
                 <w:sz w:val="18"/>
                 <w:szCs w:val="18"/>
               </w:rPr>
-              <w:t xml:space="preserve">1 al 5</w:t>
+              <w:t xml:space="preserve">1 al 3</w:t>
             </w:r>
           </w:p>
         </w:tc>
@@ -4112,7 +4112,7 @@
                 <w:sz w:val="18"/>
                 <w:szCs w:val="18"/>
               </w:rPr>
-              <w:t xml:space="preserve">1 al 5</w:t>
+              <w:t xml:space="preserve">1 al 3</w:t>
             </w:r>
           </w:p>
         </w:tc>
@@ -4393,7 +4393,7 @@
                 <w:sz w:val="18"/>
                 <w:szCs w:val="18"/>
               </w:rPr>
-              <w:t xml:space="preserve">26 al 31</w:t>
+              <w:t xml:space="preserve">29 al 30</w:t>
             </w:r>
           </w:p>
         </w:tc>
@@ -4423,7 +4423,7 @@
                 <w:sz w:val="18"/>
                 <w:szCs w:val="18"/>
               </w:rPr>
-              <w:t xml:space="preserve">Procesa archivo plano de Luis — facturación día 1</w:t>
+              <w:t xml:space="preserve">Recepción y montaje del archivo plano — cierre de mes</w:t>
             </w:r>
           </w:p>
         </w:tc>
@@ -4498,7 +4498,7 @@
           <w:sz w:val="17"/>
           <w:szCs w:val="17"/>
         </w:rPr>
-        <w:t xml:space="preserve">Facturación electrónica · Días 1 al 5</w:t>
+        <w:t xml:space="preserve">Montaje del archivo plano · Días 29 y 30</w:t>
       </w:r>
     </w:p>
     <w:p>
@@ -4522,7 +4522,7 @@
           <w:sz w:val="20"/>
           <w:szCs w:val="20"/>
         </w:rPr>
-        <w:t xml:space="preserve">Organizar en Siigo el archivo plano a partir del insumo de Beatriz.</w:t>
+        <w:t xml:space="preserve">Recibir de Luis el archivo plano con el insumo de Beatriz ya incorporado.</w:t>
       </w:r>
     </w:p>
     <w:p>
@@ -4546,7 +4546,75 @@
           <w:sz w:val="20"/>
           <w:szCs w:val="20"/>
         </w:rPr>
-        <w:t xml:space="preserve">Procesar y emitir las facturas electrónicas hacia DIAN y RADIAN.</w:t>
+        <w:t xml:space="preserve">Montarlo en Siigo para que la emisión salga entre los días 1 y 3 del mes siguiente.</w:t>
+      </w:r>
+    </w:p>
+    <w:p>
+      <w:pPr>
+        <w:spacing w:after="58" w:before="150" w:line="215"/>
+      </w:pPr>
+      <w:r>
+        <w:rPr>
+          <w:rFonts w:ascii="Calibri" w:cs="Calibri" w:eastAsia="Calibri" w:hAnsi="Calibri"/>
+          <w:b/>
+          <w:bCs/>
+          <w:i w:val="false"/>
+          <w:iCs w:val="false"/>
+          <w:caps/>
+          <w:color w:val="78350F"/>
+          <w:spacing w:val="24"/>
+          <w:sz w:val="17"/>
+          <w:szCs w:val="17"/>
+        </w:rPr>
+        <w:t xml:space="preserve">Emisión de facturas electrónicas · Días 1 al 3</w:t>
+      </w:r>
+    </w:p>
+    <w:p>
+      <w:pPr>
+        <w:pStyle w:val="ListParagraph"/>
+        <w:numPr>
+          <w:ilvl w:val="0"/>
+          <w:numId w:val="2"/>
+        </w:numPr>
+        <w:spacing w:after="45" w:line="248"/>
+      </w:pPr>
+      <w:r>
+        <w:rPr>
+          <w:rFonts w:ascii="Calibri" w:cs="Calibri" w:eastAsia="Calibri" w:hAnsi="Calibri"/>
+          <w:b w:val="false"/>
+          <w:bCs w:val="false"/>
+          <w:i w:val="false"/>
+          <w:iCs w:val="false"/>
+          <w:caps w:val="false"/>
+          <w:color w:val="374151"/>
+          <w:sz w:val="20"/>
+          <w:szCs w:val="20"/>
+        </w:rPr>
+        <w:t xml:space="preserve">Organizar en Siigo el archivo plano y emitir las facturas hacia DIAN y RADIAN.</w:t>
+      </w:r>
+    </w:p>
+    <w:p>
+      <w:pPr>
+        <w:pStyle w:val="ListParagraph"/>
+        <w:numPr>
+          <w:ilvl w:val="0"/>
+          <w:numId w:val="2"/>
+        </w:numPr>
+        <w:spacing w:after="45" w:line="248"/>
+      </w:pPr>
+      <w:r>
+        <w:rPr>
+          <w:rFonts w:ascii="Calibri" w:cs="Calibri" w:eastAsia="Calibri" w:hAnsi="Calibri"/>
+          <w:b w:val="false"/>
+          <w:bCs w:val="false"/>
+          <w:i w:val="false"/>
+          <w:iCs w:val="false"/>
+          <w:caps w:val="false"/>
+          <w:color w:val="374151"/>
+          <w:sz w:val="20"/>
+          <w:szCs w:val="20"/>
+        </w:rPr>
+        <w:t xml:space="preserve">Es una tarea concentrada en tres días, no distribuida a lo largo del mes.</w:t>
       </w:r>
     </w:p>
     <w:p>
@@ -4759,50 +4827,6 @@
     </w:p>
     <w:p>
       <w:pPr>
-        <w:spacing w:after="58" w:before="150" w:line="215"/>
-      </w:pPr>
-      <w:r>
-        <w:rPr>
-          <w:rFonts w:ascii="Calibri" w:cs="Calibri" w:eastAsia="Calibri" w:hAnsi="Calibri"/>
-          <w:b/>
-          <w:bCs/>
-          <w:i w:val="false"/>
-          <w:iCs w:val="false"/>
-          <w:caps/>
-          <w:color w:val="78350F"/>
-          <w:spacing w:val="24"/>
-          <w:sz w:val="17"/>
-          <w:szCs w:val="17"/>
-        </w:rPr>
-        <w:t xml:space="preserve">Cierre de facturación · Días 26 al fin de mes</w:t>
-      </w:r>
-    </w:p>
-    <w:p>
-      <w:pPr>
-        <w:pStyle w:val="ListParagraph"/>
-        <w:numPr>
-          <w:ilvl w:val="0"/>
-          <w:numId w:val="2"/>
-        </w:numPr>
-        <w:spacing w:after="45" w:line="248"/>
-      </w:pPr>
-      <w:r>
-        <w:rPr>
-          <w:rFonts w:ascii="Calibri" w:cs="Calibri" w:eastAsia="Calibri" w:hAnsi="Calibri"/>
-          <w:b w:val="false"/>
-          <w:bCs w:val="false"/>
-          <w:i w:val="false"/>
-          <w:iCs w:val="false"/>
-          <w:caps w:val="false"/>
-          <w:color w:val="374151"/>
-          <w:sz w:val="20"/>
-          <w:szCs w:val="20"/>
-        </w:rPr>
-        <w:t xml:space="preserve">Recibir el archivo plano de Luis y procesarlo en Siigo para que la facturación del día 1 del mes siguiente salga sin retrasos.</w:t>
-      </w:r>
-    </w:p>
-    <w:p>
-      <w:pPr>
         <w:pBdr>
           <w:bottom w:val="single" w:color="CBD5E1" w:sz="6" w:space="6"/>
         </w:pBdr>
@@ -5515,7 +5539,7 @@
                 <w:sz w:val="18"/>
                 <w:szCs w:val="18"/>
               </w:rPr>
-              <w:t xml:space="preserve">Todo el mes</w:t>
+              <w:t xml:space="preserve">1 al 5</w:t>
             </w:r>
           </w:p>
         </w:tc>
@@ -5545,7 +5569,7 @@
                 <w:sz w:val="18"/>
                 <w:szCs w:val="18"/>
               </w:rPr>
-              <w:t xml:space="preserve">RC — Cobros diarios en caja y bancos</w:t>
+              <w:t xml:space="preserve">Validación de bancos y caja del mes anterior — con Luis</w:t>
             </w:r>
           </w:p>
         </w:tc>
@@ -5575,7 +5599,7 @@
                 <w:sz w:val="18"/>
                 <w:szCs w:val="18"/>
               </w:rPr>
-              <w:t xml:space="preserve">RC</w:t>
+              <w:t xml:space="preserve">—</w:t>
             </w:r>
           </w:p>
         </w:tc>
@@ -5608,7 +5632,7 @@
                 <w:sz w:val="18"/>
                 <w:szCs w:val="18"/>
               </w:rPr>
-              <w:t xml:space="preserve">Todo el mes</w:t>
+              <w:t xml:space="preserve">6 al 31</w:t>
             </w:r>
           </w:p>
         </w:tc>
@@ -5639,7 +5663,7 @@
                 <w:sz w:val="18"/>
                 <w:szCs w:val="18"/>
               </w:rPr>
-              <w:t xml:space="preserve">RP — Pagos a proveedores · Anticipos Cta. 13</w:t>
+              <w:t xml:space="preserve">RC — Cobros diarios en caja y bancos</w:t>
             </w:r>
           </w:p>
         </w:tc>
@@ -5670,7 +5694,7 @@
                 <w:sz w:val="18"/>
                 <w:szCs w:val="18"/>
               </w:rPr>
-              <w:t xml:space="preserve">RP</w:t>
+              <w:t xml:space="preserve">RC</w:t>
             </w:r>
           </w:p>
         </w:tc>
@@ -5702,7 +5726,7 @@
                 <w:sz w:val="18"/>
                 <w:szCs w:val="18"/>
               </w:rPr>
-              <w:t xml:space="preserve">Todo el mes</w:t>
+              <w:t xml:space="preserve">6 al 31</w:t>
             </w:r>
           </w:p>
         </w:tc>
@@ -5732,7 +5756,7 @@
                 <w:sz w:val="18"/>
                 <w:szCs w:val="18"/>
               </w:rPr>
-              <w:t xml:space="preserve">Pagos avanzados — créditos y obligaciones financieras</w:t>
+              <w:t xml:space="preserve">RP — Pagos a proveedores · Anticipos Cta. 13</w:t>
             </w:r>
           </w:p>
         </w:tc>
@@ -5762,7 +5786,7 @@
                 <w:sz w:val="18"/>
                 <w:szCs w:val="18"/>
               </w:rPr>
-              <w:t xml:space="preserve">—</w:t>
+              <w:t xml:space="preserve">RP</w:t>
             </w:r>
           </w:p>
         </w:tc>
@@ -5795,7 +5819,7 @@
                 <w:sz w:val="18"/>
                 <w:szCs w:val="18"/>
               </w:rPr>
-              <w:t xml:space="preserve">13 al 15</w:t>
+              <w:t xml:space="preserve">6 al 31</w:t>
             </w:r>
           </w:p>
         </w:tc>
@@ -5826,7 +5850,7 @@
                 <w:sz w:val="18"/>
                 <w:szCs w:val="18"/>
               </w:rPr>
-              <w:t xml:space="preserve">Pago seguridad social a entidades</w:t>
+              <w:t xml:space="preserve">Pagos avanzados — créditos y obligaciones financieras</w:t>
             </w:r>
           </w:p>
         </w:tc>
@@ -5889,7 +5913,7 @@
                 <w:sz w:val="18"/>
                 <w:szCs w:val="18"/>
               </w:rPr>
-              <w:t xml:space="preserve">14 al 16</w:t>
+              <w:t xml:space="preserve">13 al 15</w:t>
             </w:r>
           </w:p>
         </w:tc>
@@ -5919,7 +5943,7 @@
                 <w:sz w:val="18"/>
                 <w:szCs w:val="18"/>
               </w:rPr>
-              <w:t xml:space="preserve">Desembolso nómina 1ª quincena</w:t>
+              <w:t xml:space="preserve">Pago seguridad social a entidades</w:t>
             </w:r>
           </w:p>
         </w:tc>
@@ -5982,7 +6006,7 @@
                 <w:sz w:val="18"/>
                 <w:szCs w:val="18"/>
               </w:rPr>
-              <w:t xml:space="preserve">29 al 31</w:t>
+              <w:t xml:space="preserve">14 al 16</w:t>
             </w:r>
           </w:p>
         </w:tc>
@@ -6013,7 +6037,7 @@
                 <w:sz w:val="18"/>
                 <w:szCs w:val="18"/>
               </w:rPr>
-              <w:t xml:space="preserve">Desembolso nómina 2ª quincena</w:t>
+              <w:t xml:space="preserve">Desembolso nómina 1ª quincena</w:t>
             </w:r>
           </w:p>
         </w:tc>
@@ -6021,6 +6045,98 @@
           <w:tcPr>
             <w:tcW w:type="dxa" w:w="3272"/>
             <w:shd w:fill="F5F7FA" w:color="auto" w:val="clear"/>
+            <w:tcMar>
+              <w:top w:type="dxa" w:w="72"/>
+              <w:left w:type="dxa" w:w="120"/>
+              <w:bottom w:type="dxa" w:w="72"/>
+              <w:right w:type="dxa" w:w="120"/>
+            </w:tcMar>
+          </w:tcPr>
+          <w:p>
+            <w:pPr>
+              <w:spacing w:after="0" w:line="238"/>
+            </w:pPr>
+            <w:r>
+              <w:rPr>
+                <w:rFonts w:ascii="Calibri" w:cs="Calibri" w:eastAsia="Calibri" w:hAnsi="Calibri"/>
+                <w:b w:val="false"/>
+                <w:bCs w:val="false"/>
+                <w:i w:val="false"/>
+                <w:iCs w:val="false"/>
+                <w:caps w:val="false"/>
+                <w:color w:val="374151"/>
+                <w:sz w:val="18"/>
+                <w:szCs w:val="18"/>
+              </w:rPr>
+              <w:t xml:space="preserve">—</w:t>
+            </w:r>
+          </w:p>
+        </w:tc>
+      </w:tr>
+      <w:tr>
+        <w:tc>
+          <w:tcPr>
+            <w:tcW w:type="dxa" w:w="1500"/>
+            <w:tcMar>
+              <w:top w:type="dxa" w:w="72"/>
+              <w:left w:type="dxa" w:w="120"/>
+              <w:bottom w:type="dxa" w:w="72"/>
+              <w:right w:type="dxa" w:w="120"/>
+            </w:tcMar>
+          </w:tcPr>
+          <w:p>
+            <w:pPr>
+              <w:spacing w:after="0" w:line="238"/>
+            </w:pPr>
+            <w:r>
+              <w:rPr>
+                <w:rFonts w:ascii="Calibri" w:cs="Calibri" w:eastAsia="Calibri" w:hAnsi="Calibri"/>
+                <w:b/>
+                <w:bCs/>
+                <w:i w:val="false"/>
+                <w:iCs w:val="false"/>
+                <w:caps w:val="false"/>
+                <w:color w:val="1A2540"/>
+                <w:sz w:val="18"/>
+                <w:szCs w:val="18"/>
+              </w:rPr>
+              <w:t xml:space="preserve">29 al 31</w:t>
+            </w:r>
+          </w:p>
+        </w:tc>
+        <w:tc>
+          <w:tcPr>
+            <w:tcW w:type="dxa" w:w="4300"/>
+            <w:tcMar>
+              <w:top w:type="dxa" w:w="72"/>
+              <w:left w:type="dxa" w:w="120"/>
+              <w:bottom w:type="dxa" w:w="72"/>
+              <w:right w:type="dxa" w:w="120"/>
+            </w:tcMar>
+          </w:tcPr>
+          <w:p>
+            <w:pPr>
+              <w:spacing w:after="0" w:line="238"/>
+            </w:pPr>
+            <w:r>
+              <w:rPr>
+                <w:rFonts w:ascii="Calibri" w:cs="Calibri" w:eastAsia="Calibri" w:hAnsi="Calibri"/>
+                <w:b w:val="false"/>
+                <w:bCs w:val="false"/>
+                <w:i w:val="false"/>
+                <w:iCs w:val="false"/>
+                <w:caps w:val="false"/>
+                <w:color w:val="374151"/>
+                <w:sz w:val="18"/>
+                <w:szCs w:val="18"/>
+              </w:rPr>
+              <w:t xml:space="preserve">Desembolso nómina 2ª quincena</w:t>
+            </w:r>
+          </w:p>
+        </w:tc>
+        <w:tc>
+          <w:tcPr>
+            <w:tcW w:type="dxa" w:w="3272"/>
             <w:tcMar>
               <w:top w:type="dxa" w:w="72"/>
               <w:left w:type="dxa" w:w="120"/>
@@ -6089,7 +6205,99 @@
           <w:sz w:val="17"/>
           <w:szCs w:val="17"/>
         </w:rPr>
-        <w:t xml:space="preserve">RC — Recibo de Caja · Todo el mes</w:t>
+        <w:t xml:space="preserve">Validación del mes anterior · Días 1 al 5</w:t>
+      </w:r>
+    </w:p>
+    <w:p>
+      <w:pPr>
+        <w:pStyle w:val="ListParagraph"/>
+        <w:numPr>
+          <w:ilvl w:val="0"/>
+          <w:numId w:val="2"/>
+        </w:numPr>
+        <w:spacing w:after="45" w:line="248"/>
+      </w:pPr>
+      <w:r>
+        <w:rPr>
+          <w:rFonts w:ascii="Calibri" w:cs="Calibri" w:eastAsia="Calibri" w:hAnsi="Calibri"/>
+          <w:b w:val="false"/>
+          <w:bCs w:val="false"/>
+          <w:i w:val="false"/>
+          <w:iCs w:val="false"/>
+          <w:caps w:val="false"/>
+          <w:color w:val="374151"/>
+          <w:sz w:val="20"/>
+          <w:szCs w:val="20"/>
+        </w:rPr>
+        <w:t xml:space="preserve">Sentarse con Luis a revisar y validar los movimientos de bancos y caja del mes anterior.</w:t>
+      </w:r>
+    </w:p>
+    <w:p>
+      <w:pPr>
+        <w:pStyle w:val="ListParagraph"/>
+        <w:numPr>
+          <w:ilvl w:val="0"/>
+          <w:numId w:val="2"/>
+        </w:numPr>
+        <w:spacing w:after="45" w:line="248"/>
+      </w:pPr>
+      <w:r>
+        <w:rPr>
+          <w:rFonts w:ascii="Calibri" w:cs="Calibri" w:eastAsia="Calibri" w:hAnsi="Calibri"/>
+          <w:b w:val="false"/>
+          <w:bCs w:val="false"/>
+          <w:i w:val="false"/>
+          <w:iCs w:val="false"/>
+          <w:caps w:val="false"/>
+          <w:color w:val="374151"/>
+          <w:sz w:val="20"/>
+          <w:szCs w:val="20"/>
+        </w:rPr>
+        <w:t xml:space="preserve">Confirmar que cada cobro quedó aplicado a su factura y que cada pago tiene su soporte.</w:t>
+      </w:r>
+    </w:p>
+    <w:p>
+      <w:pPr>
+        <w:pStyle w:val="ListParagraph"/>
+        <w:numPr>
+          <w:ilvl w:val="0"/>
+          <w:numId w:val="2"/>
+        </w:numPr>
+        <w:spacing w:after="45" w:line="248"/>
+      </w:pPr>
+      <w:r>
+        <w:rPr>
+          <w:rFonts w:ascii="Calibri" w:cs="Calibri" w:eastAsia="Calibri" w:hAnsi="Calibri"/>
+          <w:b w:val="false"/>
+          <w:bCs w:val="false"/>
+          <w:i w:val="false"/>
+          <w:iCs w:val="false"/>
+          <w:caps w:val="false"/>
+          <w:color w:val="374151"/>
+          <w:sz w:val="20"/>
+          <w:szCs w:val="20"/>
+        </w:rPr>
+        <w:t xml:space="preserve">Esta validación es la base sobre la que Luis arranca la conciliación bancaria a partir del día 3.</w:t>
+      </w:r>
+    </w:p>
+    <w:p>
+      <w:pPr>
+        <w:spacing w:after="58" w:before="150" w:line="215"/>
+      </w:pPr>
+      <w:r>
+        <w:rPr>
+          <w:rFonts w:ascii="Calibri" w:cs="Calibri" w:eastAsia="Calibri" w:hAnsi="Calibri"/>
+          <w:b/>
+          <w:bCs/>
+          <w:i w:val="false"/>
+          <w:iCs w:val="false"/>
+          <w:caps/>
+          <w:color w:val="1B6B45"/>
+          <w:spacing w:val="24"/>
+          <w:sz w:val="17"/>
+          <w:szCs w:val="17"/>
+        </w:rPr>
+        <w:t xml:space="preserve">RC — Recibo de Caja · Desde el día 6</w:t>
       </w:r>
     </w:p>
     <w:p>
@@ -6181,7 +6389,7 @@
           <w:sz w:val="17"/>
           <w:szCs w:val="17"/>
         </w:rPr>
-        <w:t xml:space="preserve">RP — Pagos a proveedores · Todo el mes</w:t>
+        <w:t xml:space="preserve">RP — Pagos a proveedores · Desde el día 6</w:t>
       </w:r>
     </w:p>
     <w:p>
@@ -6273,7 +6481,7 @@
           <w:sz w:val="17"/>
           <w:szCs w:val="17"/>
         </w:rPr>
-        <w:t xml:space="preserve">Pagos avanzados — créditos · Todo el mes</w:t>
+        <w:t xml:space="preserve">Pagos avanzados — créditos · Desde el día 6</w:t>
       </w:r>
     </w:p>
     <w:p>
@@ -7363,7 +7571,7 @@
                 <w:sz w:val="18"/>
                 <w:szCs w:val="18"/>
               </w:rPr>
-              <w:t xml:space="preserve">Todo el mes</w:t>
+              <w:t xml:space="preserve">1 al 5</w:t>
             </w:r>
           </w:p>
         </w:tc>
@@ -7394,7 +7602,7 @@
                 <w:sz w:val="18"/>
                 <w:szCs w:val="18"/>
               </w:rPr>
-              <w:t xml:space="preserve">Documento Soporte — invoice proveedores del exterior</w:t>
+              <w:t xml:space="preserve">Validación de bancos y caja del mes anterior — con Isnardi</w:t>
             </w:r>
           </w:p>
         </w:tc>
@@ -7425,7 +7633,7 @@
                 <w:sz w:val="18"/>
                 <w:szCs w:val="18"/>
               </w:rPr>
-              <w:t xml:space="preserve">DS</w:t>
+              <w:t xml:space="preserve">—</w:t>
             </w:r>
           </w:p>
         </w:tc>
@@ -7457,7 +7665,7 @@
                 <w:sz w:val="18"/>
                 <w:szCs w:val="18"/>
               </w:rPr>
-              <w:t xml:space="preserve">3 al 9</w:t>
+              <w:t xml:space="preserve">Todo el mes</w:t>
             </w:r>
           </w:p>
         </w:tc>
@@ -7487,7 +7695,7 @@
                 <w:sz w:val="18"/>
                 <w:szCs w:val="18"/>
               </w:rPr>
-              <w:t xml:space="preserve">Conciliación bancaria — extractos y libro</w:t>
+              <w:t xml:space="preserve">Documento Soporte — invoice proveedores del exterior</w:t>
             </w:r>
           </w:p>
         </w:tc>
@@ -7517,7 +7725,7 @@
                 <w:sz w:val="18"/>
                 <w:szCs w:val="18"/>
               </w:rPr>
-              <w:t xml:space="preserve">—</w:t>
+              <w:t xml:space="preserve">DS</w:t>
             </w:r>
           </w:p>
         </w:tc>
@@ -7550,7 +7758,7 @@
                 <w:sz w:val="18"/>
                 <w:szCs w:val="18"/>
               </w:rPr>
-              <w:t xml:space="preserve">6 al 10</w:t>
+              <w:t xml:space="preserve">3 al 9</w:t>
             </w:r>
           </w:p>
         </w:tc>
@@ -7581,7 +7789,7 @@
                 <w:sz w:val="18"/>
                 <w:szCs w:val="18"/>
               </w:rPr>
-              <w:t xml:space="preserve">Conciliación tarjeta de crédito — validación de gastos con Edgar</w:t>
+              <w:t xml:space="preserve">Conciliación bancaria — extractos y libro</w:t>
             </w:r>
           </w:p>
         </w:tc>
@@ -7612,7 +7820,7 @@
                 <w:sz w:val="18"/>
                 <w:szCs w:val="18"/>
               </w:rPr>
-              <w:t xml:space="preserve">TDC</w:t>
+              <w:t xml:space="preserve">—</w:t>
             </w:r>
           </w:p>
         </w:tc>
@@ -7644,7 +7852,7 @@
                 <w:sz w:val="18"/>
                 <w:szCs w:val="18"/>
               </w:rPr>
-              <w:t xml:space="preserve">10 al 13</w:t>
+              <w:t xml:space="preserve">6 al 10</w:t>
             </w:r>
           </w:p>
         </w:tc>
@@ -7674,7 +7882,7 @@
                 <w:sz w:val="18"/>
                 <w:szCs w:val="18"/>
               </w:rPr>
-              <w:t xml:space="preserve">Seguridad social — causación y envío a Tesorería</w:t>
+              <w:t xml:space="preserve">Conciliación tarjeta de crédito — validación de gastos con Edgar</w:t>
             </w:r>
           </w:p>
         </w:tc>
@@ -7704,7 +7912,7 @@
                 <w:sz w:val="18"/>
                 <w:szCs w:val="18"/>
               </w:rPr>
-              <w:t xml:space="preserve">—</w:t>
+              <w:t xml:space="preserve">TDC</w:t>
             </w:r>
           </w:p>
         </w:tc>
@@ -7737,7 +7945,7 @@
                 <w:sz w:val="18"/>
                 <w:szCs w:val="18"/>
               </w:rPr>
-              <w:t xml:space="preserve">10 al 14</w:t>
+              <w:t xml:space="preserve">10 al 13</w:t>
             </w:r>
           </w:p>
         </w:tc>
@@ -7768,7 +7976,7 @@
                 <w:sz w:val="18"/>
                 <w:szCs w:val="18"/>
               </w:rPr>
-              <w:t xml:space="preserve">Nómina 1ª quincena — proyección, causación y deducciones</w:t>
+              <w:t xml:space="preserve">Seguridad social — causación y envío a Tesorería</w:t>
             </w:r>
           </w:p>
         </w:tc>
@@ -7831,7 +8039,7 @@
                 <w:sz w:val="18"/>
                 <w:szCs w:val="18"/>
               </w:rPr>
-              <w:t xml:space="preserve">15 al 25</w:t>
+              <w:t xml:space="preserve">10 al 14</w:t>
             </w:r>
           </w:p>
         </w:tc>
@@ -7861,7 +8069,7 @@
                 <w:sz w:val="18"/>
                 <w:szCs w:val="18"/>
               </w:rPr>
-              <w:t xml:space="preserve">RADIAN — Validación + revisión período del mes</w:t>
+              <w:t xml:space="preserve">Nómina 1ª quincena — proyección, causación y deducciones</w:t>
             </w:r>
           </w:p>
         </w:tc>
@@ -7891,7 +8099,7 @@
                 <w:sz w:val="18"/>
                 <w:szCs w:val="18"/>
               </w:rPr>
-              <w:t xml:space="preserve">RADIAN</w:t>
+              <w:t xml:space="preserve">—</w:t>
             </w:r>
           </w:p>
         </w:tc>
@@ -7924,7 +8132,7 @@
                 <w:sz w:val="18"/>
                 <w:szCs w:val="18"/>
               </w:rPr>
-              <w:t xml:space="preserve">22 al 30</w:t>
+              <w:t xml:space="preserve">15 al 25</w:t>
             </w:r>
           </w:p>
         </w:tc>
@@ -7955,7 +8163,7 @@
                 <w:sz w:val="18"/>
                 <w:szCs w:val="18"/>
               </w:rPr>
-              <w:t xml:space="preserve">Causaciones — FE / DS · Invoice exterior → CXP 23 · Cierre mes</w:t>
+              <w:t xml:space="preserve">RADIAN — Validación + revisión período del mes</w:t>
             </w:r>
           </w:p>
         </w:tc>
@@ -7986,7 +8194,7 @@
                 <w:sz w:val="18"/>
                 <w:szCs w:val="18"/>
               </w:rPr>
-              <w:t xml:space="preserve">CXP 23</w:t>
+              <w:t xml:space="preserve">RADIAN</w:t>
             </w:r>
           </w:p>
         </w:tc>
@@ -8018,7 +8226,7 @@
                 <w:sz w:val="18"/>
                 <w:szCs w:val="18"/>
               </w:rPr>
-              <w:t xml:space="preserve">25 al 29</w:t>
+              <w:t xml:space="preserve">22 al 30</w:t>
             </w:r>
           </w:p>
         </w:tc>
@@ -8048,7 +8256,7 @@
                 <w:sz w:val="18"/>
                 <w:szCs w:val="18"/>
               </w:rPr>
-              <w:t xml:space="preserve">Nómina 2ª quincena — proyección, causación y deducciones</w:t>
+              <w:t xml:space="preserve">Causaciones — FE / DS · Invoice exterior → CXP 23 · Cierre mes</w:t>
             </w:r>
           </w:p>
         </w:tc>
@@ -8078,7 +8286,7 @@
                 <w:sz w:val="18"/>
                 <w:szCs w:val="18"/>
               </w:rPr>
-              <w:t xml:space="preserve">—</w:t>
+              <w:t xml:space="preserve">CXP 23</w:t>
             </w:r>
           </w:p>
         </w:tc>
@@ -8111,7 +8319,7 @@
                 <w:sz w:val="18"/>
                 <w:szCs w:val="18"/>
               </w:rPr>
-              <w:t xml:space="preserve">26 al 31</w:t>
+              <w:t xml:space="preserve">25 al 29</w:t>
             </w:r>
           </w:p>
         </w:tc>
@@ -8142,7 +8350,7 @@
                 <w:sz w:val="18"/>
                 <w:szCs w:val="18"/>
               </w:rPr>
-              <w:t xml:space="preserve">Archivo plano — facturación día 1 próximo mes</w:t>
+              <w:t xml:space="preserve">Nómina 2ª quincena — proyección, causación y deducciones</w:t>
             </w:r>
           </w:p>
         </w:tc>
@@ -8150,6 +8358,98 @@
           <w:tcPr>
             <w:tcW w:type="dxa" w:w="3272"/>
             <w:shd w:fill="F5F7FA" w:color="auto" w:val="clear"/>
+            <w:tcMar>
+              <w:top w:type="dxa" w:w="72"/>
+              <w:left w:type="dxa" w:w="120"/>
+              <w:bottom w:type="dxa" w:w="72"/>
+              <w:right w:type="dxa" w:w="120"/>
+            </w:tcMar>
+          </w:tcPr>
+          <w:p>
+            <w:pPr>
+              <w:spacing w:after="0" w:line="238"/>
+            </w:pPr>
+            <w:r>
+              <w:rPr>
+                <w:rFonts w:ascii="Calibri" w:cs="Calibri" w:eastAsia="Calibri" w:hAnsi="Calibri"/>
+                <w:b w:val="false"/>
+                <w:bCs w:val="false"/>
+                <w:i w:val="false"/>
+                <w:iCs w:val="false"/>
+                <w:caps w:val="false"/>
+                <w:color w:val="374151"/>
+                <w:sz w:val="18"/>
+                <w:szCs w:val="18"/>
+              </w:rPr>
+              <w:t xml:space="preserve">—</w:t>
+            </w:r>
+          </w:p>
+        </w:tc>
+      </w:tr>
+      <w:tr>
+        <w:tc>
+          <w:tcPr>
+            <w:tcW w:type="dxa" w:w="1500"/>
+            <w:tcMar>
+              <w:top w:type="dxa" w:w="72"/>
+              <w:left w:type="dxa" w:w="120"/>
+              <w:bottom w:type="dxa" w:w="72"/>
+              <w:right w:type="dxa" w:w="120"/>
+            </w:tcMar>
+          </w:tcPr>
+          <w:p>
+            <w:pPr>
+              <w:spacing w:after="0" w:line="238"/>
+            </w:pPr>
+            <w:r>
+              <w:rPr>
+                <w:rFonts w:ascii="Calibri" w:cs="Calibri" w:eastAsia="Calibri" w:hAnsi="Calibri"/>
+                <w:b/>
+                <w:bCs/>
+                <w:i w:val="false"/>
+                <w:iCs w:val="false"/>
+                <w:caps w:val="false"/>
+                <w:color w:val="1A2540"/>
+                <w:sz w:val="18"/>
+                <w:szCs w:val="18"/>
+              </w:rPr>
+              <w:t xml:space="preserve">26 al 31</w:t>
+            </w:r>
+          </w:p>
+        </w:tc>
+        <w:tc>
+          <w:tcPr>
+            <w:tcW w:type="dxa" w:w="4300"/>
+            <w:tcMar>
+              <w:top w:type="dxa" w:w="72"/>
+              <w:left w:type="dxa" w:w="120"/>
+              <w:bottom w:type="dxa" w:w="72"/>
+              <w:right w:type="dxa" w:w="120"/>
+            </w:tcMar>
+          </w:tcPr>
+          <w:p>
+            <w:pPr>
+              <w:spacing w:after="0" w:line="238"/>
+            </w:pPr>
+            <w:r>
+              <w:rPr>
+                <w:rFonts w:ascii="Calibri" w:cs="Calibri" w:eastAsia="Calibri" w:hAnsi="Calibri"/>
+                <w:b w:val="false"/>
+                <w:bCs w:val="false"/>
+                <w:i w:val="false"/>
+                <w:iCs w:val="false"/>
+                <w:caps w:val="false"/>
+                <w:color w:val="374151"/>
+                <w:sz w:val="18"/>
+                <w:szCs w:val="18"/>
+              </w:rPr>
+              <w:t xml:space="preserve">Archivo plano — facturación día 1 próximo mes</w:t>
+            </w:r>
+          </w:p>
+        </w:tc>
+        <w:tc>
+          <w:tcPr>
+            <w:tcW w:type="dxa" w:w="3272"/>
             <w:tcMar>
               <w:top w:type="dxa" w:w="72"/>
               <w:left w:type="dxa" w:w="120"/>
@@ -8218,7 +8518,31 @@
           <w:sz w:val="17"/>
           <w:szCs w:val="17"/>
         </w:rPr>
-        <w:t xml:space="preserve">Apertura del mes · Días 1 y 2</w:t>
+        <w:t xml:space="preserve">Apertura del mes · Días 1 al 5</w:t>
+      </w:r>
+    </w:p>
+    <w:p>
+      <w:pPr>
+        <w:pStyle w:val="ListParagraph"/>
+        <w:numPr>
+          <w:ilvl w:val="0"/>
+          <w:numId w:val="2"/>
+        </w:numPr>
+        <w:spacing w:after="45" w:line="248"/>
+      </w:pPr>
+      <w:r>
+        <w:rPr>
+          <w:rFonts w:ascii="Calibri" w:cs="Calibri" w:eastAsia="Calibri" w:hAnsi="Calibri"/>
+          <w:b w:val="false"/>
+          <w:bCs w:val="false"/>
+          <w:i w:val="false"/>
+          <w:iCs w:val="false"/>
+          <w:caps w:val="false"/>
+          <w:color w:val="374151"/>
+          <w:sz w:val="20"/>
+          <w:szCs w:val="20"/>
+        </w:rPr>
+        <w:t xml:space="preserve">Validar con Isnardi los movimientos de bancos y caja del mes anterior antes de conciliar.</w:t>
       </w:r>
     </w:p>
     <w:p>
@@ -14143,7 +14467,7 @@
                 <w:sz w:val="18"/>
                 <w:szCs w:val="18"/>
               </w:rPr>
-              <w:t xml:space="preserve">Todo el mes</w:t>
+              <w:t xml:space="preserve">6 al cierre</w:t>
             </w:r>
           </w:p>
         </w:tc>
@@ -14330,7 +14654,7 @@
                 <w:sz w:val="18"/>
                 <w:szCs w:val="18"/>
               </w:rPr>
-              <w:t xml:space="preserve">1 al 2</w:t>
+              <w:t xml:space="preserve">1 al 5</w:t>
             </w:r>
           </w:p>
         </w:tc>
@@ -14390,7 +14714,7 @@
                 <w:sz w:val="18"/>
                 <w:szCs w:val="18"/>
               </w:rPr>
-              <w:t xml:space="preserve">Revisión de pendientes del mes anterior y RADIAN de cierre</w:t>
+              <w:t xml:space="preserve">Validación con Isnardi y revisión de pendientes del mes anterior</w:t>
             </w:r>
           </w:p>
         </w:tc>
@@ -14423,7 +14747,7 @@
                 <w:sz w:val="18"/>
                 <w:szCs w:val="18"/>
               </w:rPr>
-              <w:t xml:space="preserve">1 al 5</w:t>
+              <w:t xml:space="preserve">1 al 3</w:t>
             </w:r>
           </w:p>
         </w:tc>
@@ -14485,7 +14809,7 @@
                 <w:sz w:val="18"/>
                 <w:szCs w:val="18"/>
               </w:rPr>
-              <w:t xml:space="preserve">Archivo plano en Siigo y emisión de facturas electrónicas</w:t>
+              <w:t xml:space="preserve">Emisión de facturas electrónicas hacia DIAN y RADIAN</w:t>
             </w:r>
           </w:p>
         </w:tc>
@@ -14517,7 +14841,7 @@
                 <w:sz w:val="18"/>
                 <w:szCs w:val="18"/>
               </w:rPr>
-              <w:t xml:space="preserve">1 al 9</w:t>
+              <w:t xml:space="preserve">1 al 5</w:t>
             </w:r>
           </w:p>
         </w:tc>
@@ -14547,7 +14871,7 @@
                 <w:sz w:val="18"/>
                 <w:szCs w:val="18"/>
               </w:rPr>
-              <w:t xml:space="preserve">Cristian</w:t>
+              <w:t xml:space="preserve">Isnardi + Luis</w:t>
             </w:r>
           </w:p>
         </w:tc>
@@ -14577,7 +14901,7 @@
                 <w:sz w:val="18"/>
                 <w:szCs w:val="18"/>
               </w:rPr>
-              <w:t xml:space="preserve">Acompañamiento de la conciliación y validación de saldos</w:t>
+              <w:t xml:space="preserve">Validación conjunta de bancos y caja del mes anterior</w:t>
             </w:r>
           </w:p>
         </w:tc>
@@ -14610,7 +14934,7 @@
                 <w:sz w:val="18"/>
                 <w:szCs w:val="18"/>
               </w:rPr>
-              <w:t xml:space="preserve">3 al 9</w:t>
+              <w:t xml:space="preserve">1 al 9</w:t>
             </w:r>
           </w:p>
         </w:tc>
@@ -14641,7 +14965,7 @@
                 <w:sz w:val="18"/>
                 <w:szCs w:val="18"/>
               </w:rPr>
-              <w:t xml:space="preserve">Luis</w:t>
+              <w:t xml:space="preserve">Cristian</w:t>
             </w:r>
           </w:p>
         </w:tc>
@@ -14672,7 +14996,7 @@
                 <w:sz w:val="18"/>
                 <w:szCs w:val="18"/>
               </w:rPr>
-              <w:t xml:space="preserve">Conciliación bancaria: extractos y libro</w:t>
+              <w:t xml:space="preserve">Acompañamiento de la conciliación y validación de saldos</w:t>
             </w:r>
           </w:p>
         </w:tc>
@@ -14704,7 +15028,7 @@
                 <w:sz w:val="18"/>
                 <w:szCs w:val="18"/>
               </w:rPr>
-              <w:t xml:space="preserve">6 al 10</w:t>
+              <w:t xml:space="preserve">3 al 9</w:t>
             </w:r>
           </w:p>
         </w:tc>
@@ -14764,7 +15088,7 @@
                 <w:sz w:val="18"/>
                 <w:szCs w:val="18"/>
               </w:rPr>
-              <w:t xml:space="preserve">Conciliación de tarjeta: clasifica y escala a Gerencia</w:t>
+              <w:t xml:space="preserve">Conciliación bancaria: extractos y libro</w:t>
             </w:r>
           </w:p>
         </w:tc>
@@ -14828,7 +15152,7 @@
                 <w:sz w:val="18"/>
                 <w:szCs w:val="18"/>
               </w:rPr>
-              <w:t xml:space="preserve">Edgar</w:t>
+              <w:t xml:space="preserve">Luis</w:t>
             </w:r>
           </w:p>
         </w:tc>
@@ -14859,7 +15183,7 @@
                 <w:sz w:val="18"/>
                 <w:szCs w:val="18"/>
               </w:rPr>
-              <w:t xml:space="preserve">Define qué gastos de tarjeta son viáticos</w:t>
+              <w:t xml:space="preserve">Conciliación de tarjeta: clasifica y escala a Gerencia</w:t>
             </w:r>
           </w:p>
         </w:tc>
@@ -14891,7 +15215,7 @@
                 <w:sz w:val="18"/>
                 <w:szCs w:val="18"/>
               </w:rPr>
-              <w:t xml:space="preserve">9 al 12</w:t>
+              <w:t xml:space="preserve">6 al 10</w:t>
             </w:r>
           </w:p>
         </w:tc>
@@ -14921,7 +15245,7 @@
                 <w:sz w:val="18"/>
                 <w:szCs w:val="18"/>
               </w:rPr>
-              <w:t xml:space="preserve">Cristian</w:t>
+              <w:t xml:space="preserve">Edgar</w:t>
             </w:r>
           </w:p>
         </w:tc>
@@ -14951,7 +15275,7 @@
                 <w:sz w:val="18"/>
                 <w:szCs w:val="18"/>
               </w:rPr>
-              <w:t xml:space="preserve">Flujo de efectivo</w:t>
+              <w:t xml:space="preserve">Define qué gastos de tarjeta son viáticos</w:t>
             </w:r>
           </w:p>
         </w:tc>
@@ -14984,7 +15308,7 @@
                 <w:sz w:val="18"/>
                 <w:szCs w:val="18"/>
               </w:rPr>
-              <w:t xml:space="preserve">10 al 11</w:t>
+              <w:t xml:space="preserve">9 al 12</w:t>
             </w:r>
           </w:p>
         </w:tc>
@@ -15046,7 +15370,7 @@
                 <w:sz w:val="18"/>
                 <w:szCs w:val="18"/>
               </w:rPr>
-              <w:t xml:space="preserve">Cartera por vigencias</w:t>
+              <w:t xml:space="preserve">Flujo de efectivo</w:t>
             </w:r>
           </w:p>
         </w:tc>
@@ -15078,7 +15402,7 @@
                 <w:sz w:val="18"/>
                 <w:szCs w:val="18"/>
               </w:rPr>
-              <w:t xml:space="preserve">10 al 13</w:t>
+              <w:t xml:space="preserve">10 al 11</w:t>
             </w:r>
           </w:p>
         </w:tc>
@@ -15108,7 +15432,7 @@
                 <w:sz w:val="18"/>
                 <w:szCs w:val="18"/>
               </w:rPr>
-              <w:t xml:space="preserve">Luis</w:t>
+              <w:t xml:space="preserve">Cristian</w:t>
             </w:r>
           </w:p>
         </w:tc>
@@ -15138,7 +15462,7 @@
                 <w:sz w:val="18"/>
                 <w:szCs w:val="18"/>
               </w:rPr>
-              <w:t xml:space="preserve">Seguridad social: causación y envío a Tesorería</w:t>
+              <w:t xml:space="preserve">Cartera por vigencias</w:t>
             </w:r>
           </w:p>
         </w:tc>
@@ -15171,7 +15495,7 @@
                 <w:sz w:val="18"/>
                 <w:szCs w:val="18"/>
               </w:rPr>
-              <w:t xml:space="preserve">10 al 14</w:t>
+              <w:t xml:space="preserve">10 al 13</w:t>
             </w:r>
           </w:p>
         </w:tc>
@@ -15233,7 +15557,7 @@
                 <w:sz w:val="18"/>
                 <w:szCs w:val="18"/>
               </w:rPr>
-              <w:t xml:space="preserve">Nómina 1ª quincena: proyección, causación y deducciones</w:t>
+              <w:t xml:space="preserve">Seguridad social: causación y envío a Tesorería</w:t>
             </w:r>
           </w:p>
         </w:tc>
@@ -15295,7 +15619,7 @@
                 <w:sz w:val="18"/>
                 <w:szCs w:val="18"/>
               </w:rPr>
-              <w:t xml:space="preserve">Cristian</w:t>
+              <w:t xml:space="preserve">Luis</w:t>
             </w:r>
           </w:p>
         </w:tc>
@@ -15325,7 +15649,7 @@
                 <w:sz w:val="18"/>
                 <w:szCs w:val="18"/>
               </w:rPr>
-              <w:t xml:space="preserve">Cierre contable y retención en la fuente</w:t>
+              <w:t xml:space="preserve">Nómina 1ª quincena: proyección, causación y deducciones</w:t>
             </w:r>
           </w:p>
         </w:tc>
@@ -15358,7 +15682,7 @@
                 <w:sz w:val="18"/>
                 <w:szCs w:val="18"/>
               </w:rPr>
-              <w:t xml:space="preserve">11 al 12</w:t>
+              <w:t xml:space="preserve">10 al 14</w:t>
             </w:r>
           </w:p>
         </w:tc>
@@ -15420,7 +15744,7 @@
                 <w:sz w:val="18"/>
                 <w:szCs w:val="18"/>
               </w:rPr>
-              <w:t xml:space="preserve">Análisis de recaudo</w:t>
+              <w:t xml:space="preserve">Cierre contable y retención en la fuente</w:t>
             </w:r>
           </w:p>
         </w:tc>
@@ -15452,7 +15776,7 @@
                 <w:sz w:val="18"/>
                 <w:szCs w:val="18"/>
               </w:rPr>
-              <w:t xml:space="preserve">12 al 13</w:t>
+              <w:t xml:space="preserve">11 al 12</w:t>
             </w:r>
           </w:p>
         </w:tc>
@@ -15512,7 +15836,7 @@
                 <w:sz w:val="18"/>
                 <w:szCs w:val="18"/>
               </w:rPr>
-              <w:t xml:space="preserve">EESF y Estado de Resultados</w:t>
+              <w:t xml:space="preserve">Análisis de recaudo</w:t>
             </w:r>
           </w:p>
         </w:tc>
@@ -15545,7 +15869,7 @@
                 <w:sz w:val="18"/>
                 <w:szCs w:val="18"/>
               </w:rPr>
-              <w:t xml:space="preserve">13 al 15</w:t>
+              <w:t xml:space="preserve">12 al 13</w:t>
             </w:r>
           </w:p>
         </w:tc>
@@ -15576,7 +15900,7 @@
                 <w:sz w:val="18"/>
                 <w:szCs w:val="18"/>
               </w:rPr>
-              <w:t xml:space="preserve">Isnardi</w:t>
+              <w:t xml:space="preserve">Cristian</w:t>
             </w:r>
           </w:p>
         </w:tc>
@@ -15607,7 +15931,7 @@
                 <w:sz w:val="18"/>
                 <w:szCs w:val="18"/>
               </w:rPr>
-              <w:t xml:space="preserve">Pago de seguridad social a las entidades</w:t>
+              <w:t xml:space="preserve">EESF y Estado de Resultados</w:t>
             </w:r>
           </w:p>
         </w:tc>
@@ -15669,7 +15993,7 @@
                 <w:sz w:val="18"/>
                 <w:szCs w:val="18"/>
               </w:rPr>
-              <w:t xml:space="preserve">Cristian</w:t>
+              <w:t xml:space="preserve">Isnardi</w:t>
             </w:r>
           </w:p>
         </w:tc>
@@ -15699,7 +16023,7 @@
                 <w:sz w:val="18"/>
                 <w:szCs w:val="18"/>
               </w:rPr>
-              <w:t xml:space="preserve">Construcción del dashboard. Día 15: entrega a Gerencia</w:t>
+              <w:t xml:space="preserve">Pago de seguridad social a las entidades</w:t>
             </w:r>
           </w:p>
         </w:tc>
@@ -15732,7 +16056,7 @@
                 <w:sz w:val="18"/>
                 <w:szCs w:val="18"/>
               </w:rPr>
-              <w:t xml:space="preserve">13 al 14</w:t>
+              <w:t xml:space="preserve">13 al 15</w:t>
             </w:r>
           </w:p>
         </w:tc>
@@ -15763,7 +16087,7 @@
                 <w:sz w:val="18"/>
                 <w:szCs w:val="18"/>
               </w:rPr>
-              <w:t xml:space="preserve">Edgar</w:t>
+              <w:t xml:space="preserve">Cristian</w:t>
             </w:r>
           </w:p>
         </w:tc>
@@ -15794,7 +16118,7 @@
                 <w:sz w:val="18"/>
                 <w:szCs w:val="18"/>
               </w:rPr>
-              <w:t xml:space="preserve">Sesión de feedback del informe con el Contador</w:t>
+              <w:t xml:space="preserve">Construcción del dashboard. Día 15: entrega a Gerencia</w:t>
             </w:r>
           </w:p>
         </w:tc>
@@ -15826,7 +16150,7 @@
                 <w:sz w:val="18"/>
                 <w:szCs w:val="18"/>
               </w:rPr>
-              <w:t xml:space="preserve">14 al 16</w:t>
+              <w:t xml:space="preserve">13 al 14</w:t>
             </w:r>
           </w:p>
         </w:tc>
@@ -15856,7 +16180,7 @@
                 <w:sz w:val="18"/>
                 <w:szCs w:val="18"/>
               </w:rPr>
-              <w:t xml:space="preserve">Isnardi</w:t>
+              <w:t xml:space="preserve">Edgar</w:t>
             </w:r>
           </w:p>
         </w:tc>
@@ -15886,7 +16210,7 @@
                 <w:sz w:val="18"/>
                 <w:szCs w:val="18"/>
               </w:rPr>
-              <w:t xml:space="preserve">Desembolso de nómina — primera quincena</w:t>
+              <w:t xml:space="preserve">Sesión de feedback del informe con el Contador</w:t>
             </w:r>
           </w:p>
         </w:tc>
@@ -15919,7 +16243,7 @@
                 <w:sz w:val="18"/>
                 <w:szCs w:val="18"/>
               </w:rPr>
-              <w:t xml:space="preserve">15 al 21</w:t>
+              <w:t xml:space="preserve">14 al 16</w:t>
             </w:r>
           </w:p>
         </w:tc>
@@ -15950,7 +16274,7 @@
                 <w:sz w:val="18"/>
                 <w:szCs w:val="18"/>
               </w:rPr>
-              <w:t xml:space="preserve">Luis</w:t>
+              <w:t xml:space="preserve">Isnardi</w:t>
             </w:r>
           </w:p>
         </w:tc>
@@ -15981,7 +16305,7 @@
                 <w:sz w:val="18"/>
                 <w:szCs w:val="18"/>
               </w:rPr>
-              <w:t xml:space="preserve">RADIAN: cruce de facturas emitidas</w:t>
+              <w:t xml:space="preserve">Desembolso de nómina — primera quincena</w:t>
             </w:r>
           </w:p>
         </w:tc>
@@ -16043,7 +16367,7 @@
                 <w:sz w:val="18"/>
                 <w:szCs w:val="18"/>
               </w:rPr>
-              <w:t xml:space="preserve">Cristian</w:t>
+              <w:t xml:space="preserve">Luis</w:t>
             </w:r>
           </w:p>
         </w:tc>
@@ -16073,7 +16397,7 @@
                 <w:sz w:val="18"/>
                 <w:szCs w:val="18"/>
               </w:rPr>
-              <w:t xml:space="preserve">Declaración de IVA (solo meses del bimestre)</w:t>
+              <w:t xml:space="preserve">RADIAN: cruce de facturas emitidas</w:t>
             </w:r>
           </w:p>
         </w:tc>
@@ -16106,7 +16430,7 @@
                 <w:sz w:val="18"/>
                 <w:szCs w:val="18"/>
               </w:rPr>
-              <w:t xml:space="preserve">15 al 20</w:t>
+              <w:t xml:space="preserve">15 al 21</w:t>
             </w:r>
           </w:p>
         </w:tc>
@@ -16168,7 +16492,7 @@
                 <w:sz w:val="18"/>
                 <w:szCs w:val="18"/>
               </w:rPr>
-              <w:t xml:space="preserve">Proceso con socios. Fecha límite: día 20</w:t>
+              <w:t xml:space="preserve">Declaración de IVA (solo meses del bimestre)</w:t>
             </w:r>
           </w:p>
         </w:tc>
@@ -16200,7 +16524,7 @@
                 <w:sz w:val="18"/>
                 <w:szCs w:val="18"/>
               </w:rPr>
-              <w:t xml:space="preserve">20 al 25</w:t>
+              <w:t xml:space="preserve">15 al 20</w:t>
             </w:r>
           </w:p>
         </w:tc>
@@ -16230,7 +16554,7 @@
                 <w:sz w:val="18"/>
                 <w:szCs w:val="18"/>
               </w:rPr>
-              <w:t xml:space="preserve">Luis</w:t>
+              <w:t xml:space="preserve">Cristian</w:t>
             </w:r>
           </w:p>
         </w:tc>
@@ -16260,7 +16584,7 @@
                 <w:sz w:val="18"/>
                 <w:szCs w:val="18"/>
               </w:rPr>
-              <w:t xml:space="preserve">RADIAN: revisión del período y visto bueno</w:t>
+              <w:t xml:space="preserve">Proceso con socios. Fecha límite: día 20</w:t>
             </w:r>
           </w:p>
         </w:tc>
@@ -16324,7 +16648,7 @@
                 <w:sz w:val="18"/>
                 <w:szCs w:val="18"/>
               </w:rPr>
-              <w:t xml:space="preserve">Cristian</w:t>
+              <w:t xml:space="preserve">Luis</w:t>
             </w:r>
           </w:p>
         </w:tc>
@@ -16355,7 +16679,7 @@
                 <w:sz w:val="18"/>
                 <w:szCs w:val="18"/>
               </w:rPr>
-              <w:t xml:space="preserve">Validación contable del RADIAN</w:t>
+              <w:t xml:space="preserve">RADIAN: revisión del período y visto bueno</w:t>
             </w:r>
           </w:p>
         </w:tc>
@@ -16387,7 +16711,7 @@
                 <w:sz w:val="18"/>
                 <w:szCs w:val="18"/>
               </w:rPr>
-              <w:t xml:space="preserve">22 al 25</w:t>
+              <w:t xml:space="preserve">20 al 25</w:t>
             </w:r>
           </w:p>
         </w:tc>
@@ -16417,7 +16741,7 @@
                 <w:sz w:val="18"/>
                 <w:szCs w:val="18"/>
               </w:rPr>
-              <w:t xml:space="preserve">Luis</w:t>
+              <w:t xml:space="preserve">Cristian</w:t>
             </w:r>
           </w:p>
         </w:tc>
@@ -16447,7 +16771,7 @@
                 <w:sz w:val="18"/>
                 <w:szCs w:val="18"/>
               </w:rPr>
-              <w:t xml:space="preserve">Causación de documentos nacionales</w:t>
+              <w:t xml:space="preserve">Validación contable del RADIAN</w:t>
             </w:r>
           </w:p>
         </w:tc>
@@ -16480,7 +16804,7 @@
                 <w:sz w:val="18"/>
                 <w:szCs w:val="18"/>
               </w:rPr>
-              <w:t xml:space="preserve">25 al 29</w:t>
+              <w:t xml:space="preserve">22 al 25</w:t>
             </w:r>
           </w:p>
         </w:tc>
@@ -16542,7 +16866,7 @@
                 <w:sz w:val="18"/>
                 <w:szCs w:val="18"/>
               </w:rPr>
-              <w:t xml:space="preserve">Nómina 2ª quincena: proyección y causación</w:t>
+              <w:t xml:space="preserve">Causación de documentos nacionales</w:t>
             </w:r>
           </w:p>
         </w:tc>
@@ -16574,7 +16898,7 @@
                 <w:sz w:val="18"/>
                 <w:szCs w:val="18"/>
               </w:rPr>
-              <w:t xml:space="preserve">25 al 30</w:t>
+              <w:t xml:space="preserve">25 al 29</w:t>
             </w:r>
           </w:p>
         </w:tc>
@@ -16634,7 +16958,7 @@
                 <w:sz w:val="18"/>
                 <w:szCs w:val="18"/>
               </w:rPr>
-              <w:t xml:space="preserve">Revisión de invoice del exterior con el Contador</w:t>
+              <w:t xml:space="preserve">Nómina 2ª quincena: proyección y causación</w:t>
             </w:r>
           </w:p>
         </w:tc>
@@ -16667,7 +16991,7 @@
                 <w:sz w:val="18"/>
                 <w:szCs w:val="18"/>
               </w:rPr>
-              <w:t xml:space="preserve">25 al cierre</w:t>
+              <w:t xml:space="preserve">25 al 30</w:t>
             </w:r>
           </w:p>
         </w:tc>
@@ -16698,7 +17022,7 @@
                 <w:sz w:val="18"/>
                 <w:szCs w:val="18"/>
               </w:rPr>
-              <w:t xml:space="preserve">Cristian</w:t>
+              <w:t xml:space="preserve">Luis</w:t>
             </w:r>
           </w:p>
         </w:tc>
@@ -16729,7 +17053,7 @@
                 <w:sz w:val="18"/>
                 <w:szCs w:val="18"/>
               </w:rPr>
-              <w:t xml:space="preserve">Visto bueno del Documento Soporte</w:t>
+              <w:t xml:space="preserve">Revisión de invoice del exterior con el Contador</w:t>
             </w:r>
           </w:p>
         </w:tc>
@@ -16761,7 +17085,7 @@
                 <w:sz w:val="18"/>
                 <w:szCs w:val="18"/>
               </w:rPr>
-              <w:t xml:space="preserve">26 al cierre</w:t>
+              <w:t xml:space="preserve">25 al cierre</w:t>
             </w:r>
           </w:p>
         </w:tc>
@@ -16791,7 +17115,7 @@
                 <w:sz w:val="18"/>
                 <w:szCs w:val="18"/>
               </w:rPr>
-              <w:t xml:space="preserve">Luis</w:t>
+              <w:t xml:space="preserve">Cristian</w:t>
             </w:r>
           </w:p>
         </w:tc>
@@ -16821,7 +17145,7 @@
                 <w:sz w:val="18"/>
                 <w:szCs w:val="18"/>
               </w:rPr>
-              <w:t xml:space="preserve">Archivo plano para la facturación del día 1</w:t>
+              <w:t xml:space="preserve">Visto bueno del Documento Soporte</w:t>
             </w:r>
           </w:p>
         </w:tc>
@@ -16885,7 +17209,7 @@
                 <w:sz w:val="18"/>
                 <w:szCs w:val="18"/>
               </w:rPr>
-              <w:t xml:space="preserve">Edgar</w:t>
+              <w:t xml:space="preserve">Luis</w:t>
             </w:r>
           </w:p>
         </w:tc>
@@ -16916,7 +17240,7 @@
                 <w:sz w:val="18"/>
                 <w:szCs w:val="18"/>
               </w:rPr>
-              <w:t xml:space="preserve">Procesa el archivo plano de Luis</w:t>
+              <w:t xml:space="preserve">Archivo plano para la facturación del día 1</w:t>
             </w:r>
           </w:p>
         </w:tc>
@@ -16948,6 +17272,99 @@
                 <w:sz w:val="18"/>
                 <w:szCs w:val="18"/>
               </w:rPr>
+              <w:t xml:space="preserve">29 al 30</w:t>
+            </w:r>
+          </w:p>
+        </w:tc>
+        <w:tc>
+          <w:tcPr>
+            <w:tcW w:type="dxa" w:w="1500"/>
+            <w:tcMar>
+              <w:top w:type="dxa" w:w="72"/>
+              <w:left w:type="dxa" w:w="120"/>
+              <w:bottom w:type="dxa" w:w="72"/>
+              <w:right w:type="dxa" w:w="120"/>
+            </w:tcMar>
+          </w:tcPr>
+          <w:p>
+            <w:pPr>
+              <w:spacing w:after="0" w:line="238"/>
+            </w:pPr>
+            <w:r>
+              <w:rPr>
+                <w:rFonts w:ascii="Calibri" w:cs="Calibri" w:eastAsia="Calibri" w:hAnsi="Calibri"/>
+                <w:b w:val="false"/>
+                <w:bCs w:val="false"/>
+                <w:i w:val="false"/>
+                <w:iCs w:val="false"/>
+                <w:caps w:val="false"/>
+                <w:color w:val="374151"/>
+                <w:sz w:val="18"/>
+                <w:szCs w:val="18"/>
+              </w:rPr>
+              <w:t xml:space="preserve">Edgar</w:t>
+            </w:r>
+          </w:p>
+        </w:tc>
+        <w:tc>
+          <w:tcPr>
+            <w:tcW w:type="dxa" w:w="6572"/>
+            <w:tcMar>
+              <w:top w:type="dxa" w:w="72"/>
+              <w:left w:type="dxa" w:w="120"/>
+              <w:bottom w:type="dxa" w:w="72"/>
+              <w:right w:type="dxa" w:w="120"/>
+            </w:tcMar>
+          </w:tcPr>
+          <w:p>
+            <w:pPr>
+              <w:spacing w:after="0" w:line="238"/>
+            </w:pPr>
+            <w:r>
+              <w:rPr>
+                <w:rFonts w:ascii="Calibri" w:cs="Calibri" w:eastAsia="Calibri" w:hAnsi="Calibri"/>
+                <w:b w:val="false"/>
+                <w:bCs w:val="false"/>
+                <w:i w:val="false"/>
+                <w:iCs w:val="false"/>
+                <w:caps w:val="false"/>
+                <w:color w:val="374151"/>
+                <w:sz w:val="18"/>
+                <w:szCs w:val="18"/>
+              </w:rPr>
+              <w:t xml:space="preserve">Recibe y monta el archivo plano en Siigo</w:t>
+            </w:r>
+          </w:p>
+        </w:tc>
+      </w:tr>
+      <w:tr>
+        <w:tc>
+          <w:tcPr>
+            <w:tcW w:type="dxa" w:w="1000"/>
+            <w:shd w:fill="F5F7FA" w:color="auto" w:val="clear"/>
+            <w:tcMar>
+              <w:top w:type="dxa" w:w="72"/>
+              <w:left w:type="dxa" w:w="120"/>
+              <w:bottom w:type="dxa" w:w="72"/>
+              <w:right w:type="dxa" w:w="120"/>
+            </w:tcMar>
+          </w:tcPr>
+          <w:p>
+            <w:pPr>
+              <w:spacing w:after="0" w:line="238"/>
+            </w:pPr>
+            <w:r>
+              <w:rPr>
+                <w:rFonts w:ascii="Calibri" w:cs="Calibri" w:eastAsia="Calibri" w:hAnsi="Calibri"/>
+                <w:b/>
+                <w:bCs/>
+                <w:i w:val="false"/>
+                <w:iCs w:val="false"/>
+                <w:caps w:val="false"/>
+                <w:color w:val="1A2540"/>
+                <w:sz w:val="18"/>
+                <w:szCs w:val="18"/>
+              </w:rPr>
               <w:t xml:space="preserve">29 al cierre</w:t>
             </w:r>
           </w:p>
@@ -16955,6 +17372,7 @@
         <w:tc>
           <w:tcPr>
             <w:tcW w:type="dxa" w:w="1500"/>
+            <w:shd w:fill="F5F7FA" w:color="auto" w:val="clear"/>
             <w:tcMar>
               <w:top w:type="dxa" w:w="72"/>
               <w:left w:type="dxa" w:w="120"/>
@@ -16985,6 +17403,7 @@
         <w:tc>
           <w:tcPr>
             <w:tcW w:type="dxa" w:w="6572"/>
+            <w:shd w:fill="F5F7FA" w:color="auto" w:val="clear"/>
             <w:tcMar>
               <w:top w:type="dxa" w:w="72"/>
               <w:left w:type="dxa" w:w="120"/>
